--- a/landing-page/program-detail/girne-american-university/msc/04-msc-in-counselling-psychology.docx
+++ b/landing-page/program-detail/girne-american-university/msc/04-msc-in-counselling-psychology.docx
@@ -245,7 +245,7 @@
     </w:tbl>
     <w:p>
       <w:r>
-        <w:t>Ten years ago, counselling was a niche conversation in the Gulf. Today the UAE mental health market is on its way from USD 1.5 billion to USD 2.7 billion, and the number of qualified people has not kept up. That gap is exactly where this degree points.</w:t>
+        <w:t>Ten years ago, counselling was a niche conversation in the Gulf. Today demand for qualified counsellors keeps rising across the UAE, and the number of qualified people has not kept up. That gap is exactly where this degree points.</w:t>
       </w:r>
     </w:p>
     <w:p>
@@ -644,7 +644,7 @@
         <w:pStyle w:val="ListBullet"/>
       </w:pPr>
       <w:r>
-        <w:t>The UAE mental health market is valued at USD 1.5 billion in 2025 and projected to reach USD 2.7 billion by 2031, a 12% CAGR (Ken Research).</w:t>
+        <w:t>Demand for mental health services keeps rising across the UAE, while the pool of qualified practitioners has not kept pace.</w:t>
       </w:r>
     </w:p>
     <w:p>
@@ -652,7 +652,7 @@
         <w:pStyle w:val="ListBullet"/>
       </w:pPr>
       <w:r>
-        <w:t>The specialist-to-patient ratio in UAE mental health services falls well below international standards, per Bonafide Research.</w:t>
+        <w:t>The specialist-to-patient ratio in UAE mental health services still sits well below what international standards expect.</w:t>
       </w:r>
     </w:p>
     <w:p>

--- a/landing-page/program-detail/girne-american-university/msc/04-msc-in-counselling-psychology.docx
+++ b/landing-page/program-detail/girne-american-university/msc/04-msc-in-counselling-psychology.docx
@@ -54,7 +54,7 @@
         <w:pStyle w:val="Heading2"/>
       </w:pPr>
       <w:r>
-        <w:t>Programme at a Glance</w:t>
+        <w:t>Program at a Glance</w:t>
       </w:r>
     </w:p>
     <w:tbl>
@@ -253,7 +253,7 @@
         <w:pStyle w:val="Heading2"/>
       </w:pPr>
       <w:r>
-        <w:t>Programme Overview</w:t>
+        <w:t>Program Overview</w:t>
       </w:r>
     </w:p>
     <w:p>
@@ -263,7 +263,7 @@
     </w:p>
     <w:p>
       <w:r>
-        <w:t>What you finish with is not a licence and nobody should tell you otherwise. What you finish with is a recognised postgraduate qualification with original research attached, which opens doors into support roles, research posts, organisational wellbeing work, and doctoral study. If clinical practice is your destination, this degree is a strong academic foundation on that path, and we will be straight with you about the licensing steps that sit on top of it.</w:t>
+        <w:t>What you finish with is not a license and nobody should tell you otherwise. What you finish with is a recognized postgraduate qualification with original research attached, which opens doors into support roles, research posts, organisational wellbeing work, and doctoral study. If clinical practice is your destination, this degree is a strong academic foundation on that path, and we will be straight with you about the licensing steps that sit on top of it.</w:t>
       </w:r>
     </w:p>
     <w:p>
@@ -271,15 +271,12 @@
         <w:pStyle w:val="Heading2"/>
       </w:pPr>
       <w:r>
-        <w:t>Why Choose This Programme</w:t>
+        <w:t>Why This Program</w:t>
       </w:r>
     </w:p>
     <w:p>
       <w:r>
-        <w:rPr>
-          <w:b/>
-        </w:rPr>
-        <w:t>The shortage is measurable</w:t>
+        <w:t>**The shortage is measurable**</w:t>
       </w:r>
     </w:p>
     <w:p>
@@ -289,10 +286,7 @@
     </w:p>
     <w:p>
       <w:r>
-        <w:rPr>
-          <w:b/>
-        </w:rPr>
-        <w:t>Research depth beyond theory</w:t>
+        <w:t>**Research depth beyond theory**</w:t>
       </w:r>
     </w:p>
     <w:p>
@@ -302,23 +296,17 @@
     </w:p>
     <w:p>
       <w:r>
-        <w:rPr>
-          <w:b/>
-        </w:rPr>
-        <w:t>A genuine route to doctoral study</w:t>
+        <w:t>**A genuine route to doctoral study**</w:t>
       </w:r>
     </w:p>
     <w:p>
       <w:r>
-        <w:t>A recognised thesis MSc is the conventional prerequisite for PhD and professional doctorate programmes, and this one follows that convention.</w:t>
+        <w:t>A recognized thesis MSc is the conventional prerequisite for PhD and professional doctorate programs, and this one follows that convention.</w:t>
       </w:r>
     </w:p>
     <w:p>
       <w:r>
-        <w:rPr>
-          <w:b/>
-        </w:rPr>
-        <w:t>Accreditation that travels</w:t>
+        <w:t>**Accreditation that travels**</w:t>
       </w:r>
     </w:p>
     <w:p>
@@ -328,10 +316,7 @@
     </w:p>
     <w:p>
       <w:r>
-        <w:rPr>
-          <w:b/>
-        </w:rPr>
-        <w:t>Built around working lives</w:t>
+        <w:t>**Built around working lives**</w:t>
       </w:r>
     </w:p>
     <w:p>
@@ -341,10 +326,7 @@
     </w:p>
     <w:p>
       <w:r>
-        <w:rPr>
-          <w:b/>
-        </w:rPr>
-        <w:t>The stigma curve is bending</w:t>
+        <w:t>**The stigma curve is bending**</w:t>
       </w:r>
     </w:p>
     <w:p>
@@ -354,13 +336,7 @@
     </w:p>
     <w:p>
       <w:r>
-        <w:rPr>
-          <w:b/>
-        </w:rPr>
-        <w:t xml:space="preserve">Honest take: </w:t>
-      </w:r>
-      <w:r>
-        <w:t>this is an academic postgraduate degree. Practising as a licensed counsellor or psychologist in the UAE also requires professional licensing with the relevant health authority, and that process is separate from the degree itself.</w:t>
+        <w:t>Honest take: this is an academic postgraduate degree. Practising as a licensed counsellor or psychologist in the UAE also requires professional licensing with the relevant health authority, and that process is separate from the degree itself.</w:t>
       </w:r>
     </w:p>
     <w:p>
@@ -376,7 +352,7 @@
         <w:pStyle w:val="ListBullet"/>
       </w:pPr>
       <w:r>
-        <w:t>Frame a counselling psychology research question with ethical rigour</w:t>
+        <w:t>Frame a counselling psychology research question with ethical rigor</w:t>
       </w:r>
     </w:p>
     <w:p>
@@ -384,7 +360,7 @@
         <w:pStyle w:val="ListBullet"/>
       </w:pPr>
       <w:r>
-        <w:t>Apply quantitative and qualitative methods to human-behaviour research</w:t>
+        <w:t>Apply quantitative and qualitative methods to human-behavior research</w:t>
       </w:r>
     </w:p>
     <w:p>
@@ -456,7 +432,7 @@
         <w:pStyle w:val="ListBullet"/>
       </w:pPr>
       <w:r>
-        <w:t>employee assistance programme manager</w:t>
+        <w:t>employee assistance program manager</w:t>
       </w:r>
     </w:p>
     <w:p>
@@ -480,7 +456,7 @@
         <w:pStyle w:val="ListBullet"/>
       </w:pPr>
       <w:r>
-        <w:t>community programme officer</w:t>
+        <w:t>community program officer</w:t>
       </w:r>
     </w:p>
     <w:p>
@@ -512,7 +488,7 @@
         <w:pStyle w:val="ListBullet"/>
       </w:pPr>
       <w:r>
-        <w:t>NGO programme manager</w:t>
+        <w:t>NGO program manager</w:t>
       </w:r>
     </w:p>
     <w:p>
@@ -533,7 +509,7 @@
         <w:pStyle w:val="Heading2"/>
       </w:pPr>
       <w:r>
-        <w:t>Programme Structure</w:t>
+        <w:t>Program Structure</w:t>
       </w:r>
     </w:p>
     <w:p>
@@ -612,7 +588,7 @@
         <w:pStyle w:val="ListBullet"/>
       </w:pPr>
       <w:r>
-        <w:t>Instalment plans in AED</w:t>
+        <w:t>Installment plans in AED</w:t>
       </w:r>
     </w:p>
     <w:p>
@@ -668,7 +644,7 @@
         <w:pStyle w:val="ListBullet"/>
       </w:pPr>
       <w:r>
-        <w:t>Employer wellbeing programmes and EAP services are growing across the GCC, creating non-clinical roles for psychology graduates.</w:t>
+        <w:t>Employer wellbeing programs and EAP services are growing across the GCC, creating non-clinical roles for psychology graduates.</w:t>
       </w:r>
     </w:p>
     <w:p>
@@ -676,7 +652,7 @@
         <w:pStyle w:val="ListBullet"/>
       </w:pPr>
       <w:r>
-        <w:t>Doctoral study interest in psychology is rising regionally; a recognised thesis MSc is the standard prerequisite.</w:t>
+        <w:t>Doctoral study interest in psychology is rising regionally; a recognized thesis MSc is the standard prerequisite.</w:t>
       </w:r>
     </w:p>
     <w:p>
@@ -692,7 +668,7 @@
         <w:pStyle w:val="ListBullet"/>
       </w:pPr>
       <w:r>
-        <w:t>Programme fee range across the portfolio: AED 16,000 to AED 40,000</w:t>
+        <w:t>Program fee range across the portfolio: AED 16,000 to AED 40,000</w:t>
       </w:r>
     </w:p>
     <w:p>
@@ -700,7 +676,7 @@
         <w:pStyle w:val="ListBullet"/>
       </w:pPr>
       <w:r>
-        <w:t>Exact fee for this programme: confirmed in writing at admission</w:t>
+        <w:t>Exact fee for this program: confirmed in writing at admission</w:t>
       </w:r>
     </w:p>
     <w:p>
@@ -708,7 +684,7 @@
         <w:pStyle w:val="ListBullet"/>
       </w:pPr>
       <w:r>
-        <w:t>Instalments in AED available</w:t>
+        <w:t>Installments in AED available</w:t>
       </w:r>
     </w:p>
     <w:p>
@@ -729,7 +705,7 @@
     </w:p>
     <w:p>
       <w:r>
-        <w:t>The written quote arrives before any payment commitment. Every programme we place runs this way.</w:t>
+        <w:t>The written quote arrives before any payment commitment. Every program we place runs this way.</w:t>
       </w:r>
     </w:p>
     <w:sectPr>
